--- a/Isaiah61CJCMath.docx
+++ b/Isaiah61CJCMath.docx
@@ -418,21 +418,21 @@
           <w:sz w:val="23"/>
           <w:szCs w:val="23"/>
         </w:rPr>
-        <w:t xml:space="preserve">Luke's Gospel anchors the year of Jesus' baptism to a specific, checkable point in Roman history: "the fifteenth year of the reign of Tiberius Caesar" (Luke 3:1). Tiberius's accession is a matter of settled Roman record, confirmed by the historian Tacitus, and his fifteenth year lands in AD 27/28. At his baptism, Jesus is anointed by the Holy Spirit descending on him (Luke 3:21-22) — the literal moment he becomes, visibly, "the anointed one" Gabriel's prophecy named five centuries earlier.</w:t>
-      </w:r>
-    </w:p>
-    <w:p>
-      <w:pPr>
-        <w:spacing w:after="200" w:line="300"/>
-        <w:jc w:val="both"/>
-      </w:pPr>
-      <w:r>
-        <w:rPr>
-          <w:rFonts w:ascii="Garamond" w:cs="Garamond" w:eastAsia="Garamond" w:hAnsi="Garamond"/>
-          <w:sz w:val="23"/>
-          <w:szCs w:val="23"/>
-        </w:rPr>
-        <w:t xml:space="preserve">Four hundred eighty-three years, counted from a decree to a baptism. Not an approximation. An exact match.</w:t>
+        <w:t xml:space="preserve">Luke's Gospel anchors the year of Jesus' baptism to a specific, checkable point in Roman history: "the fifteenth year of the reign of Tiberius Caesar" (Luke 3:1). Tiberius shared power with Augustus starting in AD 13/14 — a fact preserved on Roman coins from that year — and counting fifteen years from there lands on AD 27/28. At his baptism, Jesus is anointed by the Holy Spirit descending on him (Luke 3:21-22) — the literal moment he becomes, visibly, "the anointed one" Gabriel's prophecy named five centuries earlier.</w:t>
+      </w:r>
+    </w:p>
+    <w:p>
+      <w:pPr>
+        <w:spacing w:after="200" w:line="300"/>
+        <w:jc w:val="both"/>
+      </w:pPr>
+      <w:r>
+        <w:rPr>
+          <w:rFonts w:ascii="Garamond" w:cs="Garamond" w:eastAsia="Garamond" w:hAnsi="Garamond"/>
+          <w:sz w:val="23"/>
+          <w:szCs w:val="23"/>
+        </w:rPr>
+        <w:t xml:space="preserve">Four hundred eighty-three years, counted from a decree to a baptism, land right where Gabriel said they would.</w:t>
       </w:r>
     </w:p>
     <w:p>
@@ -1108,7 +1108,7 @@
           <w:sz w:val="23"/>
           <w:szCs w:val="23"/>
         </w:rPr>
-        <w:t xml:space="preserve">None of this required forcing dates to fit. The decree in Ezra is dated by ordinary historical record. Tiberius's fifteenth year is fixed by Roman history. The Friday of the crucifixion is checked against the actual motion of the moon that spring. Stephen's death and the gospel's spread are recorded plainly in Acts. Each piece stands on its own. What the Continuous Jubilee Calendar does is show that when all four are placed on the same seven-times-seven rhythm God gave Israel through Moses, they do not scatter randomly across the centuries — they land on the decree, the anointing, the midpoint, and the Jubilee, in that order, on time.</w:t>
+        <w:t xml:space="preserve">None of this required forcing dates to fit. The decree in Ezra is dated by ordinary historical record. Tiberius's fifteenth year is fixed by Roman coinage. The Friday of the crucifixion is checked against the actual motion of the moon that spring. Stephen's death and the gospel's spread are recorded plainly in Acts. Each piece stands on its own. What the Continuous Jubilee Calendar does is show that when all four are placed on the same seven-times-seven rhythm God gave Israel through Moses, they do not scatter randomly across the centuries — they land on the decree, the anointing, the midpoint, and the Jubilee, in that order, on time.</w:t>
       </w:r>
     </w:p>
     <w:p>

--- a/Isaiah61CJCMath.docx
+++ b/Isaiah61CJCMath.docx
@@ -418,7 +418,7 @@
           <w:sz w:val="23"/>
           <w:szCs w:val="23"/>
         </w:rPr>
-        <w:t xml:space="preserve">Luke's Gospel anchors the year of Jesus' baptism to a specific, checkable point in Roman history: "the fifteenth year of the reign of Tiberius Caesar" (Luke 3:1). Tiberius shared power with Augustus starting in AD 13/14 — a fact preserved on Roman coins from that year — and counting fifteen years from there lands on AD 27/28. At his baptism, Jesus is anointed by the Holy Spirit descending on him (Luke 3:21-22) — the literal moment he becomes, visibly, "the anointed one" Gabriel's prophecy named five centuries earlier.</w:t>
+        <w:t>Luke's Gospel anchors the year of Jesus' baptism to a specific, checkable point in Roman history: "the fifteenth year of the reign of Tiberius Caesar" (Luke 3:1). Tiberius began ruling alongside Augustus in AD 13/14 (Roman coins from that year show them together), and counting fifteen years from there lands on AD 27/28. At his baptism, Jesus is anointed by the Holy Spirit descending on him (Luke 3:21-22) — the literal moment he becomes, visibly, "the anointed one" Gabriel's prophecy named five centuries earlier.</w:t>
       </w:r>
     </w:p>
     <w:p>
@@ -1108,7 +1108,7 @@
           <w:sz w:val="23"/>
           <w:szCs w:val="23"/>
         </w:rPr>
-        <w:t xml:space="preserve">None of this required forcing dates to fit. The decree in Ezra is dated by ordinary historical record. Tiberius's fifteenth year is fixed by Roman coinage. The Friday of the crucifixion is checked against the actual motion of the moon that spring. Stephen's death and the gospel's spread are recorded plainly in Acts. Each piece stands on its own. What the Continuous Jubilee Calendar does is show that when all four are placed on the same seven-times-seven rhythm God gave Israel through Moses, they do not scatter randomly across the centuries — they land on the decree, the anointing, the midpoint, and the Jubilee, in that order, on time.</w:t>
+        <w:t>None of this required forcing dates to fit. The decree in Ezra is dated by ordinary historical record. Tiberius's fifteenth year is counted from a Roman law and the coins of that year. The Friday of the crucifixion is checked against the actual motion of the moon that spring. Stephen's death and the gospel's spread are recorded plainly in Acts. Each piece stands on its own. What the Continuous Jubilee Calendar does is show that when all four are placed on the same seven-times-seven rhythm God gave Israel through Moses, they do not scatter randomly across the centuries — they land on the decree, the anointing, the midpoint, and the Jubilee, in that order, on time.</w:t>
       </w:r>
     </w:p>
     <w:p>

--- a/Isaiah61CJCMath.docx
+++ b/Isaiah61CJCMath.docx
@@ -418,7 +418,7 @@
           <w:sz w:val="23"/>
           <w:szCs w:val="23"/>
         </w:rPr>
-        <w:t>Luke's Gospel anchors the year of Jesus' baptism to a specific, checkable point in Roman history: "the fifteenth year of the reign of Tiberius Caesar" (Luke 3:1). Tiberius began ruling alongside Augustus in AD 13/14 (Roman coins from that year show them together), and counting fifteen years from there lands on AD 27/28. At his baptism, Jesus is anointed by the Holy Spirit descending on him (Luke 3:21-22) — the literal moment he becomes, visibly, "the anointed one" Gabriel's prophecy named five centuries earlier.</w:t>
+        <w:t>Luke's Gospel anchors the year of Jesus' baptism to a specific, checkable point in Roman history: "the fifteenth year of the reign of Tiberius Caesar" (Luke 3:1). Luke's fifteenth year of Tiberius, counted from AD 13/14 (the year a Roman law raised Tiberius to Augustus's side and Roman coins show the two together), is AD 27/28. Gabriel's 483 years from the 457 BC decree (Daniel 9:25) and John 2:20's "forty-six years" reach the same year, and John's three named Passovers (AD 28, 29, 30) lead from that baptism to the cross. At his baptism, Jesus is anointed by the Holy Spirit descending on him (Luke 3:21-22) — the literal moment he becomes, visibly, "the anointed one" Gabriel's prophecy named five centuries earlier.</w:t>
       </w:r>
     </w:p>
     <w:p>
@@ -466,21 +466,21 @@
           <w:sz w:val="23"/>
           <w:szCs w:val="23"/>
         </w:rPr>
-        <w:t xml:space="preserve">Gabriel's vision doesn't stop at the anointing. It continues: after the sixty-nine sevens, "an anointed one shall be cut off" (Daniel 9:26), and this cutting off happens "in the midst" of a final, seventieth seven-year period (Daniel 9:27) — that is, at its structural middle, three and a half years in.</w:t>
-      </w:r>
-    </w:p>
-    <w:p>
-      <w:pPr>
-        <w:spacing w:after="200" w:line="300"/>
-        <w:jc w:val="both"/>
-      </w:pPr>
-      <w:r>
-        <w:rPr>
-          <w:rFonts w:ascii="Garamond" w:cs="Garamond" w:eastAsia="Garamond" w:hAnsi="Garamond"/>
-          <w:sz w:val="23"/>
-          <w:szCs w:val="23"/>
-        </w:rPr>
-        <w:t xml:space="preserve">Three and a half years after His baptism, Jesus is crucified. On the Continuous Jubilee Calendar, this lands at Cycle 30, Year 46. Divide 46 by 7, and the remainder is 4 — meaning Year 46 sits at the mathematical center of that forty-nine-year cycle, exactly where a "midst of the week" cutting off belongs. A structural prophecy written five centuries in advance and an independently built calendar agree, without adjustment, on precisely where the middle falls.</w:t>
+        <w:t>Gabriel's vision doesn't stop at the anointing. It continues: after the sixty-nine sevens, "an anointed one shall be cut off" (Daniel 9:26), and this cutting off happens "in the midst" of a final, seventieth seven-year period (Daniel 9:27) — that is, at its structural middle, roughly three and a half years in, during its fourth year.</w:t>
+      </w:r>
+    </w:p>
+    <w:p>
+      <w:pPr>
+        <w:spacing w:after="200" w:line="300"/>
+        <w:jc w:val="both"/>
+      </w:pPr>
+      <w:r>
+        <w:rPr>
+          <w:rFonts w:ascii="Garamond" w:cs="Garamond" w:eastAsia="Garamond" w:hAnsi="Garamond"/>
+          <w:sz w:val="23"/>
+          <w:szCs w:val="23"/>
+        </w:rPr>
+        <w:t>Roughly three years after His baptism, Jesus is crucified. On the Continuous Jubilee Calendar, this lands at Cycle 30, Year 46. Divide 46 by 7, and the remainder is 4 — meaning Year 46 sits at the mathematical center of that forty-nine-year cycle, exactly where a "midst of the week" cutting off belongs. A structural prophecy written five centuries in advance and an independently built calendar agree, without adjustment, on precisely where the middle falls.</w:t>
       </w:r>
     </w:p>
     <w:p>

--- a/Isaiah61CJCMath.docx
+++ b/Isaiah61CJCMath.docx
@@ -180,7 +180,7 @@
           <w:sz w:val="22"/>
           <w:szCs w:val="22"/>
         </w:rPr>
-        <w:t xml:space="preserve">"Know therefore and understand that from the going out of the word to restore and build Jerusalem to the coming of an anointed one, a prince, there shall be seven weeks. Then for sixty-two weeks it shall be built again..."</w:t>
+        <w:t>"Know therefore and understand, that from the going forth of the commandment to restore and to build Jerusalem unto the Messiah the Prince shall be seven weeks, and threescore and two weeks: the street shall be built again, and the wall, even in troublous times."</w:t>
       </w:r>
       <w:r>
         <w:rPr>
@@ -285,7 +285,7 @@
           <w:sz w:val="22"/>
           <w:szCs w:val="22"/>
         </w:rPr>
-        <w:t xml:space="preserve">"And you shall consecrate the fiftieth year, and proclaim liberty throughout the land to all its inhabitants. It shall be a jubilee for you..."</w:t>
+        <w:t>"And ye shall hallow the fiftieth year, and proclaim liberty throughout all the land unto all the inhabitants thereof: it shall be a jubile unto you..."</w:t>
       </w:r>
       <w:r>
         <w:rPr>
@@ -309,6 +309,20 @@
           <w:szCs w:val="23"/>
         </w:rPr>
         <w:t xml:space="preserve">This rhythm — seven years, seven times, then release — did not stop being practiced after Moses. Historians and ancient Jewish sources record real, dated sabbatical years for centuries afterward: one during the Maccabean revolt around 164 BC, one during Herod's reign shortly before Jesus was born, and another about a generation after Jesus' ministry, right before the Temple's destruction in AD 70. This was a living calendar, not a forgotten one — Jesus' own listeners would have felt its rhythm the way we feel the rhythm of a calendar week.</w:t>
+      </w:r>
+    </w:p>
+    <w:p>
+      <w:pPr>
+        <w:spacing w:after="200" w:line="300"/>
+        <w:jc w:val="both"/>
+      </w:pPr>
+      <w:r>
+        <w:rPr>
+          <w:rFonts w:ascii="Garamond" w:cs="Garamond" w:eastAsia="Garamond" w:hAnsi="Garamond"/>
+          <w:sz w:val="23"/>
+          <w:szCs w:val="23"/>
+        </w:rPr>
+        <w:t>The very next chapter, Leviticus 26, gives the warning that goes with these laws. If Israel broke them, the people would be scattered, and “then shall the land enjoy her sabbaths” (Leviticus 26:34) for as long as the rests had been skipped. God measured the penalty in sevens: “I will punish you seven times more for your sins” (Leviticus 26:18). That is exactly what happened. The land lay empty in Babylon “to fulfil threescore and ten years” of missed sabbaths (2 Chronicles 36:21). Daniel was reading about those seventy years when he prayed, confessing that “the curse is poured upon us, and the oath that is written in the law of Moses” (Daniel 9:11). Gabriel’s answer came in the same measure: seventy weeks of years, seventy sabbatical cycles, 490 years. That is exactly ten Jubilee cycles.</w:t>
       </w:r>
     </w:p>
     <w:p>
@@ -437,6 +451,20 @@
     </w:p>
     <w:p>
       <w:pPr>
+        <w:spacing w:after="200" w:line="300"/>
+        <w:jc w:val="both"/>
+      </w:pPr>
+      <w:r>
+        <w:rPr>
+          <w:rFonts w:ascii="Garamond" w:cs="Garamond" w:eastAsia="Garamond" w:hAnsi="Garamond"/>
+          <w:sz w:val="23"/>
+          <w:szCs w:val="23"/>
+        </w:rPr>
+        <w:t>Jesus opened His ministry announcing the same thing: “The time is fulfilled, and the kingdom of God is at hand” (Mark 1:15).</w:t>
+      </w:r>
+    </w:p>
+    <w:p>
+      <w:pPr>
         <w:pStyle w:val="Heading1"/>
         <w:pBdr>
           <w:bottom w:val="single" w:color="5B3A29" w:sz="6" w:space="4"/>
@@ -480,7 +508,7 @@
           <w:sz w:val="23"/>
           <w:szCs w:val="23"/>
         </w:rPr>
-        <w:t>Roughly three years after His baptism, Jesus is crucified. On the Continuous Jubilee Calendar, this lands at Cycle 30, Year 46. Divide 46 by 7, and the remainder is 4 — meaning Year 46 sits at the mathematical center of that forty-nine-year cycle, exactly where a "midst of the week" cutting off belongs. A structural prophecy written five centuries in advance and an independently built calendar agree, without adjustment, on precisely where the middle falls.</w:t>
+        <w:t>Roughly three years after His baptism, Jesus is crucified. On the Continuous Jubilee Calendar, this lands at Cycle 30, Year 46. Divide 46 by 7, and the remainder is 4 — meaning Year 46 is Position 4, the center of its seven-year unit, exactly where a "midst of the week" cutting off belongs. A structural prophecy written five centuries in advance and an independently built calendar agree, without adjustment, on precisely where the middle falls.</w:t>
       </w:r>
     </w:p>
     <w:p>
@@ -514,7 +542,7 @@
           <w:sz w:val="22"/>
           <w:szCs w:val="22"/>
         </w:rPr>
-        <w:t xml:space="preserve">"He was cut off out of the land of the living, stricken for the transgression of my people."</w:t>
+        <w:t>"for he was cut off out of the land of the living: for the transgression of my people was he stricken."</w:t>
       </w:r>
       <w:r>
         <w:rPr>
@@ -571,7 +599,7 @@
           <w:sz w:val="23"/>
           <w:szCs w:val="23"/>
         </w:rPr>
-        <w:t xml:space="preserve">That reading falls exactly seven years — one complete sabbatical cycle — before the next real Jubilee on the calendar: Cycle 31, Year 1, which lands in AD 34. And AD 34 is independently remembered in the book of Acts as the year of Stephen's martyrdom, the event that scattered the Jerusalem church and sent the gospel, for the first time, out beyond Jerusalem and Judea into Samaria and beyond (Acts 8:1-4).</w:t>
+        <w:t>That reading falls exactly seven years — one complete sabbatical cycle — before the next real Jubilee on the calendar: Cycle 31, Year 1, which lands in AD 34. And AD 34 is the year commonly given for Stephen's martyrdom, the event that scattered the Jerusalem church and sent the gospel, for the first time, out beyond Jerusalem and Judea into Samaria and beyond (Acts 8:1-4).</w:t>
       </w:r>
     </w:p>
     <w:p>
@@ -591,7 +619,7 @@
           <w:sz w:val="22"/>
           <w:szCs w:val="22"/>
         </w:rPr>
-        <w:t xml:space="preserve">"Now those who were scattered went about preaching the word."</w:t>
+        <w:t>"Therefore they that were scattered abroad went every where preaching the word."</w:t>
       </w:r>
       <w:r>
         <w:rPr>
@@ -601,6 +629,20 @@
           <w:szCs w:val="20"/>
         </w:rPr>
         <w:t xml:space="preserve">  (Acts 8:4)</w:t>
+      </w:r>
+    </w:p>
+    <w:p>
+      <w:pPr>
+        <w:spacing w:after="200" w:line="300"/>
+        <w:jc w:val="both"/>
+      </w:pPr>
+      <w:r>
+        <w:rPr>
+          <w:rFonts w:ascii="Garamond" w:cs="Garamond" w:eastAsia="Garamond" w:hAnsi="Garamond"/>
+          <w:sz w:val="23"/>
+          <w:szCs w:val="23"/>
+        </w:rPr>
+        <w:t>The seventy weeks themselves run from a Jubilee year to a Jubilee year: 457 BC is Cycle 21, Year 1, and AD 34 is Cycle 31, Year 1, exactly ten cycles apart.</w:t>
       </w:r>
     </w:p>
     <w:p>

--- a/Isaiah61CJCMath.docx
+++ b/Isaiah61CJCMath.docx
@@ -73,7 +73,7 @@
           <w:sz w:val="20"/>
           <w:szCs w:val="20"/>
         </w:rPr>
-        <w:t xml:space="preserve">"He has made everything beautiful in its time." — Ecclesiastes 3:11</w:t>
+        <w:t>"He hath made every thing beautiful in his time." — Ecclesiastes 3:11</w:t>
       </w:r>
     </w:p>
     <w:p>
@@ -112,7 +112,7 @@
           <w:sz w:val="23"/>
           <w:szCs w:val="23"/>
         </w:rPr>
-        <w:t xml:space="preserve">Imagine reading a five-hundred-year-old letter that told you not just that something important would happen, but the exact week it would happen — and then watching history arrive right on schedule. That is what sits inside the book of Daniel. Centuries before Jesus was born, a Jewish prophet named Daniel was given a vision by an angel, and that vision came with numbers attached: a count of years, running from a specific decree in the ancient world to the arrival of "an anointed one."</w:t>
+        <w:t>Imagine reading a five-hundred-year-old letter that told you not just that something important would happen, but the exact week it would happen — and then watching history arrive right on schedule. That is what sits inside the book of Daniel. Centuries before Jesus was born, a Jewish prophet named Daniel was given a vision by an angel, and that vision came with numbers attached: a count of years, running from a specific decree in the ancient world to the arrival of "the Messiah the Prince."</w:t>
       </w:r>
     </w:p>
     <w:p>
@@ -203,7 +203,7 @@
           <w:sz w:val="23"/>
           <w:szCs w:val="23"/>
         </w:rPr>
-        <w:t xml:space="preserve">The word translated "weeks" here doesn't mean seven-day weeks. It means "sevens" — and throughout the Old Testament, when the topic is years rather than days, a "seven" means seven years. So Gabriel is measuring in units of seven years each: seven "sevens" plus sixty-two "sevens," for a total of sixty-nine sevens — sixty-nine times seven, or 483 years — counted from a decree to rebuild Jerusalem all the way to the appearance of "an anointed one."</w:t>
+        <w:t>The word translated "weeks" here doesn't mean seven-day weeks. It means "sevens" — and throughout the Old Testament, when the topic is years rather than days, a "seven" means seven years. So Gabriel is measuring in units of seven years each: seven "sevens" plus sixty-two "sevens," for a total of sixty-nine sevens — sixty-nine times seven, or 483 years — counted from a decree to rebuild Jerusalem all the way to the appearance of "the Messiah the Prince."</w:t>
       </w:r>
     </w:p>
     <w:p>
@@ -432,7 +432,7 @@
           <w:sz w:val="23"/>
           <w:szCs w:val="23"/>
         </w:rPr>
-        <w:t>Luke's Gospel anchors the year of Jesus' baptism to a specific, checkable point in Roman history: "the fifteenth year of the reign of Tiberius Caesar" (Luke 3:1). Luke's fifteenth year of Tiberius, counted from AD 13/14 (the year a Roman law raised Tiberius to Augustus's side and Roman coins show the two together), is AD 27/28. Gabriel's 483 years from the 457 BC decree (Daniel 9:25) and John 2:20's "forty-six years" reach the same year, and John's three named Passovers (AD 28, 29, 30) lead from that baptism to the cross. At his baptism, Jesus is anointed by the Holy Spirit descending on him (Luke 3:21-22) — the literal moment he becomes, visibly, "the anointed one" Gabriel's prophecy named five centuries earlier.</w:t>
+        <w:t>Luke's Gospel anchors the year of Jesus' baptism to a specific, checkable point in Roman history: "the fifteenth year of the reign of Tiberius Caesar" (Luke 3:1). Luke's fifteenth year of Tiberius, counted from AD 13/14 (the year a Roman law raised Tiberius to Augustus's side and Roman coins show the two together), is AD 27/28. Gabriel's 483 years from the 457 BC decree (Daniel 9:25) and John 2:20's "forty and six years" reach the same year, and John's three named Passovers (AD 28, 29, 30) lead from that baptism to the cross. At his baptism, Jesus is anointed by the Holy Spirit descending on him (Luke 3:21-22) — the literal moment he becomes, visibly, "the Messiah" (the Anointed One) Gabriel's prophecy named five centuries earlier.</w:t>
       </w:r>
     </w:p>
     <w:p>
@@ -494,7 +494,7 @@
           <w:sz w:val="23"/>
           <w:szCs w:val="23"/>
         </w:rPr>
-        <w:t>Gabriel's vision doesn't stop at the anointing. It continues: after the sixty-nine sevens, "an anointed one shall be cut off" (Daniel 9:26), and this cutting off happens "in the midst" of a final, seventieth seven-year period (Daniel 9:27) — that is, at its structural middle, roughly three and a half years in, during its fourth year.</w:t>
+        <w:t>Gabriel's vision doesn't stop at the anointing. It continues: after the sixty-nine sevens, "shall Messiah be cut off" (Daniel 9:26), and this cutting off happens "in the midst" of a final, seventieth seven-year period (Daniel 9:27) — that is, at its structural middle, roughly three and a half years in, during its fourth year.</w:t>
       </w:r>
     </w:p>
     <w:p>
@@ -522,7 +522,7 @@
           <w:sz w:val="23"/>
           <w:szCs w:val="23"/>
         </w:rPr>
-        <w:t xml:space="preserve">The date itself can be checked further. The Gospels place the crucifixion on a Friday, the day before the weekly Sabbath, with the following Saturday doubling as both the weekly Sabbath and the first day of Unleavened Bread — a "high Sabbath" (John 19:31). Working from a careful reconstruction of the moon's position that spring, this Friday is April 7, AD 30 — the same day the Passover lambs would have been selected at twilight, with the moon nearly full, exactly as the Law required (Exodus 12:5-6).</w:t>
+        <w:t>The date itself can be checked further. The Gospels place the crucifixion on a Friday, the day before the weekly Sabbath, with the following Saturday doubling as both the weekly Sabbath and the first day of Unleavened Bread — "an high day" (John 19:31). Working from a careful reconstruction of the moon's position that spring, this Friday is April 7, AD 30 — the same day the Passover lambs would have been selected at twilight, with the moon nearly full, exactly as the Law required (Exodus 12:5-6).</w:t>
       </w:r>
     </w:p>
     <w:p>
@@ -585,7 +585,7 @@
           <w:sz w:val="23"/>
           <w:szCs w:val="23"/>
         </w:rPr>
-        <w:t xml:space="preserve">The story has one movement left, and it is the one that turns this from an interesting date into a fulfilled promise. Early in His ministry, at Cycle 30, Year 43, Jesus stood in the synagogue in Nazareth and read from Isaiah 61 — a passage soaked in Jubilee language, "to proclaim liberty to the captives" — and told the congregation, "Today this Scripture has been fulfilled in your hearing" (Luke 4:18-21).</w:t>
+        <w:t>The story has one movement left, and it is the one that turns this from an interesting date into a fulfilled promise. Early in His ministry, at Cycle 30, Year 43, Jesus stood in the synagogue in Nazareth and read from Isaiah 61 — a passage soaked in Jubilee language, "to proclaim liberty to the captives" — and told the congregation, "This day is this scripture fulfilled in your ears" (Luke 4:18-21).</w:t>
       </w:r>
     </w:p>
     <w:p>
@@ -1185,7 +1185,7 @@
           <w:sz w:val="20"/>
           <w:szCs w:val="20"/>
         </w:rPr>
-        <w:t xml:space="preserve">"He has made everything beautiful in its time." — Ecclesiastes 3:11</w:t>
+        <w:t>"He hath made every thing beautiful in his time." — Ecclesiastes 3:11</w:t>
       </w:r>
     </w:p>
     <w:sectPr>

--- a/Isaiah61CJCMath.docx
+++ b/Isaiah61CJCMath.docx
@@ -522,7 +522,7 @@
           <w:sz w:val="23"/>
           <w:szCs w:val="23"/>
         </w:rPr>
-        <w:t>The date itself can be checked further. The Gospels place the crucifixion on a Friday, the day before the weekly Sabbath, with the following Saturday doubling as both the weekly Sabbath and the first day of Unleavened Bread — "an high day" (John 19:31). Working from a careful reconstruction of the moon's position that spring, this Friday is April 7, AD 30 — the same day the Passover lambs would have been selected at twilight, with the moon nearly full, exactly as the Law required (Exodus 12:5-6).</w:t>
+        <w:t>The date itself can be checked further. The Gospels place the crucifixion on a Friday, the day before the weekly Sabbath, with the following Saturday doubling as both the weekly Sabbath and the first day of Unleavened Bread — "an high day" (John 19:31). Working from a careful reconstruction of the moon's position that spring, this Friday is April 7, AD 30 — the same day the Passover lambs were slain “in the evening” (Exodus 12:6), with the Passover moon at its full.</w:t>
       </w:r>
     </w:p>
     <w:p>

--- a/Isaiah61CJCMath.docx
+++ b/Isaiah61CJCMath.docx
@@ -432,7 +432,7 @@
           <w:sz w:val="23"/>
           <w:szCs w:val="23"/>
         </w:rPr>
-        <w:t>Luke's Gospel anchors the year of Jesus' baptism to a specific, checkable point in Roman history: "the fifteenth year of the reign of Tiberius Caesar" (Luke 3:1). Luke's fifteenth year of Tiberius, counted from AD 13/14 (the year a Roman law raised Tiberius to Augustus's side and Roman coins show the two together), is AD 27/28. Gabriel's 483 years from the 457 BC decree (Daniel 9:25) and John 2:20's "forty and six years" reach the same year, and John's three named Passovers (AD 28, 29, 30) lead from that baptism to the cross. At his baptism, Jesus is anointed by the Holy Spirit descending on him (Luke 3:21-22) — the literal moment he becomes, visibly, "the Messiah" (the Anointed One) Gabriel's prophecy named five centuries earlier.</w:t>
+        <w:t>Luke's Gospel anchors the year of Jesus' baptism to a specific, checkable point in Roman history: "the fifteenth year of the reign of Tiberius Caesar" (Luke 3:1). Luke's fifteenth year of Tiberius, counted from AD 13/14 (the year a Roman law raised Tiberius to Augustus's side and Roman coins show the two together), is AD 27/28. Gabriel's 483 years from the 457 BC decree (Daniel 9:25) and John 2:20's "forty and six years" reach the same year, and John's three named Passovers (AD 28, 29, 30) lead from that baptism to the cross. At His baptism, Jesus is anointed by the Holy Spirit descending on Him (Luke 3:21-22) — the literal moment He becomes, visibly, "the Messiah" (the Anointed One) Gabriel's prophecy named five centuries earlier.</w:t>
       </w:r>
     </w:p>
     <w:p>

--- a/Isaiah61CJCMath.docx
+++ b/Isaiah61CJCMath.docx
@@ -126,7 +126,7 @@
           <w:sz w:val="23"/>
           <w:szCs w:val="23"/>
         </w:rPr>
-        <w:t xml:space="preserve">This paper is an introduction to that countdown and to a simple, ancient rhythm running underneath it — a repeating seven-year pattern the Bible calls the sabbatical cycle, with a special Jubilee year landing every seventh cycle, every forty-nine years. We call the tool that tracks this rhythm across the centuries the Continuous Jubilee Calendar, or CJC. Once you see how it works, four dates line up with a precision that is hard to look away from: a decree in 457 BC, a baptism in AD 27, a crucifixion in AD 30, and a Jubilee in AD 34 when the good news of Jesus broke out of Jerusalem for the first time. Nothing here requires advanced math. It only requires learning to count in sevens the way the Bible itself does.</w:t>
+        <w:t>This paper is an introduction to that countdown and to a simple, ancient rhythm running underneath it — a repeating seven-year pattern the Bible calls the sabbatical cycle, with a special Jubilee year landing every seventh cycle, every forty-nine years. I call the tool that tracks this rhythm across the centuries the Continuous Jubilee Calendar, or CJC. Once you see how it works, four dates line up with a precision that is hard to look away from: a decree in 457 BC, a baptism in AD 27, a crucifixion in AD 30, and a Jubilee in AD 34 when the good news of Jesus broke out of Jerusalem for the first time. Nothing here requires advanced math. It only requires learning to count in sevens the way the Bible itself does.</w:t>
       </w:r>
     </w:p>
     <w:p>
@@ -418,7 +418,7 @@
           <w:sz w:val="23"/>
           <w:szCs w:val="23"/>
         </w:rPr>
-        <w:t xml:space="preserve">Now we count forward. Sixty-nine sevens — 483 years — from 457 BC lands, using the inclusive counting the Bible consistently uses for spans of years, in AD 27.</w:t>
+        <w:t>Now I count forward. Sixty-nine sevens — 483 years — from 457 BC lands, using the inclusive counting the Bible consistently uses for spans of years, in AD 27.</w:t>
       </w:r>
     </w:p>
     <w:p>
